--- a/Progres-Fatimah/Jurnal Submit/submit/AHS/Sofia Februanti/Title Page and Author Information.docx
+++ b/Progres-Fatimah/Jurnal Submit/submit/AHS/Sofia Februanti/Title Page and Author Information.docx
@@ -185,7 +185,21 @@
         <w:rPr>
           <w:color w:val="000000" w:themeColor="text1"/>
         </w:rPr>
-        <w:t>E-mail: sofia.februanti@dosen.poltekkestasikmalaya.ac.id</w:t>
+        <w:t xml:space="preserve">E-mail: </w:t>
+      </w:r>
+      <w:hyperlink r:id="rId6" w:history="1">
+        <w:r>
+          <w:rPr>
+            <w:rStyle w:val="Hyperlink"/>
+          </w:rPr>
+          <w:t>sofia.februanti@dosen.poltekkestasikmalaya.ac.id</w:t>
+        </w:r>
+      </w:hyperlink>
+      <w:r>
+        <w:rPr>
+          <w:color w:val="000000" w:themeColor="text1"/>
+        </w:rPr>
+        <w:t xml:space="preserve"> </w:t>
       </w:r>
     </w:p>
     <w:p>
@@ -319,7 +333,21 @@
         <w:rPr>
           <w:color w:val="000000" w:themeColor="text1"/>
         </w:rPr>
-        <w:t>E-mail: tetet.kartilah@dosen.poltekkestasikmalaya.ac.id</w:t>
+        <w:t xml:space="preserve">E-mail: </w:t>
+      </w:r>
+      <w:hyperlink r:id="rId7" w:history="1">
+        <w:r>
+          <w:rPr>
+            <w:rStyle w:val="Hyperlink"/>
+          </w:rPr>
+          <w:t>tetet.kartilah@dosen.poltekkestasikmalaya.ac.id</w:t>
+        </w:r>
+      </w:hyperlink>
+      <w:r>
+        <w:rPr>
+          <w:color w:val="000000" w:themeColor="text1"/>
+        </w:rPr>
+        <w:t xml:space="preserve"> </w:t>
       </w:r>
     </w:p>
     <w:p>
@@ -453,7 +481,21 @@
         <w:rPr>
           <w:color w:val="000000" w:themeColor="text1"/>
         </w:rPr>
-        <w:t>E-mail: dewiaryanti9@gmail.com</w:t>
+        <w:t xml:space="preserve">E-mail: </w:t>
+      </w:r>
+      <w:hyperlink r:id="rId8" w:history="1">
+        <w:r>
+          <w:rPr>
+            <w:rStyle w:val="Hyperlink"/>
+          </w:rPr>
+          <w:t>dewiaryanti9@gmail.com</w:t>
+        </w:r>
+      </w:hyperlink>
+      <w:r>
+        <w:rPr>
+          <w:color w:val="000000" w:themeColor="text1"/>
+        </w:rPr>
+        <w:t xml:space="preserve"> </w:t>
       </w:r>
     </w:p>
     <w:p>
@@ -587,7 +629,21 @@
         <w:rPr>
           <w:color w:val="000000" w:themeColor="text1"/>
         </w:rPr>
-        <w:t>E-mail: msubu@sharjah.ac.ae</w:t>
+        <w:t xml:space="preserve">E-mail: </w:t>
+      </w:r>
+      <w:hyperlink r:id="rId9" w:history="1">
+        <w:r>
+          <w:rPr>
+            <w:rStyle w:val="Hyperlink"/>
+          </w:rPr>
+          <w:t>msubu@sharjah.ac.ae</w:t>
+        </w:r>
+      </w:hyperlink>
+      <w:r>
+        <w:rPr>
+          <w:color w:val="000000" w:themeColor="text1"/>
+        </w:rPr>
+        <w:t xml:space="preserve"> </w:t>
       </w:r>
     </w:p>
     <w:p>
@@ -718,7 +774,7 @@
         </w:rPr>
         <w:t xml:space="preserve">E-mail: </w:t>
       </w:r>
-      <w:hyperlink r:id="rId6" w:history="1">
+      <w:hyperlink r:id="rId10" w:history="1">
         <w:r>
           <w:rPr>
             <w:rStyle w:val="Hyperlink"/>
